--- a/2026-B/ingenieria-desarrollo-movil/unidad-03/optional-activity/pdf/Practica-Unidad03.docx
+++ b/2026-B/ingenieria-desarrollo-movil/unidad-03/optional-activity/pdf/Practica-Unidad03.docx
@@ -623,7 +623,7 @@
           <w:sz w:val="22"/>
           <w:szCs w:val="22"/>
         </w:rPr>
-        <w:t xml:space="preserve">. Hazla sobre tu proyecto ABP (uno de tus dos plugins) o, si aún no lo tienes, sobre un proyecto mínimo con Ionic 9 + Angular 22 + Capacitor 8.</w:t>
+        <w:t xml:space="preserve">. Hazla sobre tu proyecto de aula (uno de tus dos plugins) o, si aún no lo tienes, sobre un proyecto mínimo con Ionic 9 + Angular 22 + Capacitor 8.</w:t>
       </w:r>
     </w:p>
     <w:p>
@@ -633,36 +633,35 @@
     </w:p>
     <w:p>
       <w:pPr>
-        <w:spacing w:before="120" w:after="120" w:line="276" w:lineRule="auto"/>
-        <w:ind w:left="120"/>
-        <w:shd w:val="clear" w:color="auto" w:fill="E9F7EF"/>
+        <w:spacing w:after="120" w:line="276" w:lineRule="auto"/>
+        <w:jc w:val="both"/>
       </w:pPr>
       <w:r>
         <w:rPr>
           <w:rFonts w:ascii="Times New Roman" w:hAnsi="Times New Roman" w:cs="Times New Roman"/>
           <w:b/>
           <w:color w:val="000000"/>
-          <w:sz w:val="21"/>
-          <w:szCs w:val="21"/>
-        </w:rPr>
-        <w:t xml:space="preserve">Nota:</w:t>
-      </w:r>
-      <w:r>
-        <w:rPr>
-          <w:rFonts w:ascii="Times New Roman" w:hAnsi="Times New Roman" w:cs="Times New Roman"/>
-          <w:color w:val="000000"/>
-          <w:sz w:val="21"/>
-          <w:szCs w:val="21"/>
-        </w:rPr>
-        <w:t xml:space="preserve"> Todo es reutilizable. Las partes A y B adelantan el </w:t>
+          <w:sz w:val="22"/>
+          <w:szCs w:val="22"/>
+        </w:rPr>
+        <w:t xml:space="preserve">Todo es reutilizable.</w:t>
+      </w:r>
+      <w:r>
+        <w:rPr>
+          <w:rFonts w:ascii="Times New Roman" w:hAnsi="Times New Roman" w:cs="Times New Roman"/>
+          <w:color w:val="000000"/>
+          <w:sz w:val="22"/>
+          <w:szCs w:val="22"/>
+        </w:rPr>
+        <w:t xml:space="preserve"> Las partes A y B adelantan el </w:t>
       </w:r>
       <w:r>
         <w:rPr>
           <w:rFonts w:ascii="Times New Roman" w:hAnsi="Times New Roman" w:cs="Times New Roman"/>
           <w:b/>
           <w:color w:val="000000"/>
-          <w:sz w:val="21"/>
-          <w:szCs w:val="21"/>
+          <w:sz w:val="22"/>
+          <w:szCs w:val="22"/>
         </w:rPr>
         <w:t xml:space="preserve">mínimo 7</w:t>
       </w:r>
@@ -670,18 +669,18 @@
         <w:rPr>
           <w:rFonts w:ascii="Times New Roman" w:hAnsi="Times New Roman" w:cs="Times New Roman"/>
           <w:color w:val="000000"/>
-          <w:sz w:val="21"/>
-          <w:szCs w:val="21"/>
-        </w:rPr>
-        <w:t xml:space="preserve"> del ABP (dos plugins como adaptadores con permisos </w:t>
+          <w:sz w:val="22"/>
+          <w:szCs w:val="22"/>
+        </w:rPr>
+        <w:t xml:space="preserve"> del proyecto de aula (dos plugins como adaptadores con permisos </w:t>
       </w:r>
       <w:r>
         <w:rPr>
           <w:rFonts w:ascii="Times New Roman" w:hAnsi="Times New Roman" w:cs="Times New Roman"/>
           <w:i/>
           <w:color w:val="000000"/>
-          <w:sz w:val="21"/>
-          <w:szCs w:val="21"/>
+          <w:sz w:val="22"/>
+          <w:szCs w:val="22"/>
         </w:rPr>
         <w:t xml:space="preserve">just-in-time</w:t>
       </w:r>
@@ -689,8 +688,8 @@
         <w:rPr>
           <w:rFonts w:ascii="Times New Roman" w:hAnsi="Times New Roman" w:cs="Times New Roman"/>
           <w:color w:val="000000"/>
-          <w:sz w:val="21"/>
-          <w:szCs w:val="21"/>
+          <w:sz w:val="22"/>
+          <w:szCs w:val="22"/>
         </w:rPr>
         <w:t xml:space="preserve">); las partes C y D, el </w:t>
       </w:r>
@@ -699,8 +698,8 @@
           <w:rFonts w:ascii="Times New Roman" w:hAnsi="Times New Roman" w:cs="Times New Roman"/>
           <w:b/>
           <w:color w:val="000000"/>
-          <w:sz w:val="21"/>
-          <w:szCs w:val="21"/>
+          <w:sz w:val="22"/>
+          <w:szCs w:val="22"/>
         </w:rPr>
         <w:t xml:space="preserve">mínimo 8</w:t>
       </w:r>
@@ -708,8 +707,8 @@
         <w:rPr>
           <w:rFonts w:ascii="Times New Roman" w:hAnsi="Times New Roman" w:cs="Times New Roman"/>
           <w:color w:val="000000"/>
-          <w:sz w:val="21"/>
-          <w:szCs w:val="21"/>
+          <w:sz w:val="22"/>
+          <w:szCs w:val="22"/>
         </w:rPr>
         <w:t xml:space="preserve"> (pruebas de casos de uso + binario + checklist de release). Las evidencias van directo a la memoria técnica de la A3.</w:t>
       </w:r>
@@ -1458,7 +1457,7 @@
           <w:sz w:val="21"/>
           <w:szCs w:val="21"/>
         </w:rPr>
-        <w:t xml:space="preserve">Atención:</w:t>
+        <w:t xml:space="preserve">Cuidado:</w:t>
       </w:r>
       <w:r>
         <w:rPr>
@@ -2138,26 +2137,25 @@
     </w:p>
     <w:p>
       <w:pPr>
-        <w:spacing w:before="120" w:after="120" w:line="276" w:lineRule="auto"/>
-        <w:ind w:left="120"/>
-        <w:shd w:val="clear" w:color="auto" w:fill="E9F7EF"/>
+        <w:spacing w:after="120" w:line="276" w:lineRule="auto"/>
+        <w:jc w:val="both"/>
       </w:pPr>
       <w:r>
         <w:rPr>
           <w:rFonts w:ascii="Times New Roman" w:hAnsi="Times New Roman" w:cs="Times New Roman"/>
           <w:b/>
           <w:color w:val="000000"/>
-          <w:sz w:val="21"/>
-          <w:szCs w:val="21"/>
-        </w:rPr>
-        <w:t xml:space="preserve">Consejo:</w:t>
-      </w:r>
-      <w:r>
-        <w:rPr>
-          <w:rFonts w:ascii="Times New Roman" w:hAnsi="Times New Roman" w:cs="Times New Roman"/>
-          <w:color w:val="000000"/>
-          <w:sz w:val="21"/>
-          <w:szCs w:val="21"/>
+          <w:sz w:val="22"/>
+          <w:szCs w:val="22"/>
+        </w:rPr>
+        <w:t xml:space="preserve">Consejo.</w:t>
+      </w:r>
+      <w:r>
+        <w:rPr>
+          <w:rFonts w:ascii="Times New Roman" w:hAnsi="Times New Roman" w:cs="Times New Roman"/>
+          <w:color w:val="000000"/>
+          <w:sz w:val="22"/>
+          <w:szCs w:val="22"/>
         </w:rPr>
         <w:t xml:space="preserve"> Para repetir los escenarios, desinstala y reinstala la app, o revoca el permiso con </w:t>
       </w:r>
@@ -2165,8 +2163,8 @@
         <w:rPr>
           <w:rFonts w:ascii="Consolas" w:hAnsi="Consolas" w:cs="Consolas"/>
           <w:color w:val="000000"/>
-          <w:sz w:val="21"/>
-          <w:szCs w:val="21"/>
+          <w:sz w:val="22"/>
+          <w:szCs w:val="22"/>
         </w:rPr>
         <w:t xml:space="preserve">adb shell pm revoke &lt;applicationId&gt; android.permission.CAMERA</w:t>
       </w:r>
@@ -2174,8 +2172,8 @@
         <w:rPr>
           <w:rFonts w:ascii="Times New Roman" w:hAnsi="Times New Roman" w:cs="Times New Roman"/>
           <w:color w:val="000000"/>
-          <w:sz w:val="21"/>
-          <w:szCs w:val="21"/>
+          <w:sz w:val="22"/>
+          <w:szCs w:val="22"/>
         </w:rPr>
         <w:t xml:space="preserve">. Si tienes un iPhone con Xcode, repite el negado definitivo en iOS: allí basta </w:t>
       </w:r>
@@ -2184,8 +2182,8 @@
           <w:rFonts w:ascii="Times New Roman" w:hAnsi="Times New Roman" w:cs="Times New Roman"/>
           <w:b/>
           <w:color w:val="000000"/>
-          <w:sz w:val="21"/>
-          <w:szCs w:val="21"/>
+          <w:sz w:val="22"/>
+          <w:szCs w:val="22"/>
         </w:rPr>
         <w:t xml:space="preserve">una</w:t>
       </w:r>
@@ -2193,8 +2191,8 @@
         <w:rPr>
           <w:rFonts w:ascii="Times New Roman" w:hAnsi="Times New Roman" w:cs="Times New Roman"/>
           <w:color w:val="000000"/>
-          <w:sz w:val="21"/>
-          <w:szCs w:val="21"/>
+          <w:sz w:val="22"/>
+          <w:szCs w:val="22"/>
         </w:rPr>
         <w:t xml:space="preserve"> negativa.</w:t>
       </w:r>
